--- a/docs/docx/01_기획명세서/spec_settings.docx
+++ b/docs/docx/01_기획명세서/spec_settings.docx
@@ -1995,6 +1995,729 @@
         <w:t xml:space="preserve">- 설정 데이터는 단일 레코드이므로 Redis에 캐싱하고, 변경 시 캐시를 즉시 갱신한다. 모든 API에서 수수료율/세션 정책을 참조하므로 캐시 히트율이 높아야 한다.</w:t>
       </w:r>
     </w:p>
+    <w:p>
+      <w:r>
+        <w:pict>
+          <v:rect style="width:0;height:1.5pt" o:hralign="center" o:hrstd="t" o:hr="t"/>
+        </w:pict>
+      </w:r>
+    </w:p>
+    <w:p>
+      <w:pPr>
+        <w:pStyle w:val="Heading2"/>
+      </w:pPr>
+      <w:bookmarkStart w:id="27" w:name="정상작동-시나리오"/>
+      <w:r>
+        <w:t xml:space="preserve">4. 정상작동 시나리오</w:t>
+      </w:r>
+      <w:bookmarkEnd w:id="27"/>
+    </w:p>
+    <w:p>
+      <w:pPr>
+        <w:pStyle w:val="Heading3"/>
+      </w:pPr>
+      <w:bookmarkStart w:id="28" w:name="시나리오-1-시스템-설정-변경"/>
+      <w:r>
+        <w:t xml:space="preserve">시나리오 1: 시스템 설정 변경</w:t>
+      </w:r>
+      <w:bookmarkEnd w:id="28"/>
+    </w:p>
+    <w:tbl>
+      <w:tblPr>
+        <w:tblStyle w:val="Table"/>
+        <w:jc w:val="center"/>
+        <w:tblLook w:firstRow="1"/>
+        <w:tblW w:w="5000" w:type="pct"/>
+      </w:tblPr>
+      <w:tblGrid/>
+      <w:tr>
+        <w:trPr>
+          <w:cnfStyle w:firstRow="1"/>
+          <w:tblHeader/>
+        </w:trPr>
+        <w:tc>
+          <w:tcPr>
+            <w:tcBorders>
+              <w:bottom w:val="single"/>
+            </w:tcBorders>
+            <w:vAlign w:val="bottom"/>
+            <w:tcBorders>
+              <w:top w:val="single" w:sz="6" w:space="0" w:color="2E75B6"/>
+              <w:bottom w:val="single" w:sz="6" w:space="0" w:color="2E75B6"/>
+              <w:left w:val="single" w:sz="4" w:space="0" w:color="BFBFBF"/>
+              <w:right w:val="single" w:sz="4" w:space="0" w:color="BFBFBF"/>
+            </w:tcBorders>
+            <w:shd w:fill="2E75B6" w:val="clear"/>
+            <w:tcMar>
+              <w:top w:w="50" w:type="dxa"/>
+              <w:bottom w:w="50" w:type="dxa"/>
+              <w:left w:w="100" w:type="dxa"/>
+              <w:right w:w="100" w:type="dxa"/>
+            </w:tcMar>
+          </w:tcPr>
+          <w:p>
+            <w:pPr>
+              <w:pStyle w:val="Compact"/>
+              <w:spacing w:before="20" w:after="20" w:line="280" w:lineRule="exact"/>
+              <w:jc w:val="left"/>
+            </w:pPr>
+            <w:r>
+              <w:rPr>
+                <w:rFonts w:ascii="Arial" w:hAnsi="Arial" w:eastAsia="맑은 고딕"/>
+                <w:b/>
+                <w:color w:val="FFFFFF"/>
+                <w:sz w:val="18"/>
+              </w:rPr>
+              <w:t xml:space="preserve">단계</w:t>
+            </w:r>
+          </w:p>
+        </w:tc>
+        <w:tc>
+          <w:tcPr>
+            <w:tcBorders>
+              <w:bottom w:val="single"/>
+            </w:tcBorders>
+            <w:vAlign w:val="bottom"/>
+            <w:tcBorders>
+              <w:top w:val="single" w:sz="6" w:space="0" w:color="2E75B6"/>
+              <w:bottom w:val="single" w:sz="6" w:space="0" w:color="2E75B6"/>
+              <w:left w:val="single" w:sz="4" w:space="0" w:color="BFBFBF"/>
+              <w:right w:val="single" w:sz="4" w:space="0" w:color="BFBFBF"/>
+            </w:tcBorders>
+            <w:shd w:fill="2E75B6" w:val="clear"/>
+            <w:tcMar>
+              <w:top w:w="50" w:type="dxa"/>
+              <w:bottom w:w="50" w:type="dxa"/>
+              <w:left w:w="100" w:type="dxa"/>
+              <w:right w:w="100" w:type="dxa"/>
+            </w:tcMar>
+          </w:tcPr>
+          <w:p>
+            <w:pPr>
+              <w:pStyle w:val="Compact"/>
+              <w:spacing w:before="20" w:after="20" w:line="280" w:lineRule="exact"/>
+              <w:jc w:val="left"/>
+            </w:pPr>
+            <w:r>
+              <w:rPr>
+                <w:rFonts w:ascii="Arial" w:hAnsi="Arial" w:eastAsia="맑은 고딕"/>
+                <w:b/>
+                <w:color w:val="FFFFFF"/>
+                <w:sz w:val="18"/>
+              </w:rPr>
+              <w:t xml:space="preserve">사용자 행동</w:t>
+            </w:r>
+          </w:p>
+        </w:tc>
+        <w:tc>
+          <w:tcPr>
+            <w:tcBorders>
+              <w:bottom w:val="single"/>
+            </w:tcBorders>
+            <w:vAlign w:val="bottom"/>
+            <w:tcBorders>
+              <w:top w:val="single" w:sz="6" w:space="0" w:color="2E75B6"/>
+              <w:bottom w:val="single" w:sz="6" w:space="0" w:color="2E75B6"/>
+              <w:left w:val="single" w:sz="4" w:space="0" w:color="BFBFBF"/>
+              <w:right w:val="single" w:sz="4" w:space="0" w:color="BFBFBF"/>
+            </w:tcBorders>
+            <w:shd w:fill="2E75B6" w:val="clear"/>
+            <w:tcMar>
+              <w:top w:w="50" w:type="dxa"/>
+              <w:bottom w:w="50" w:type="dxa"/>
+              <w:left w:w="100" w:type="dxa"/>
+              <w:right w:w="100" w:type="dxa"/>
+            </w:tcMar>
+          </w:tcPr>
+          <w:p>
+            <w:pPr>
+              <w:pStyle w:val="Compact"/>
+              <w:spacing w:before="20" w:after="20" w:line="280" w:lineRule="exact"/>
+              <w:jc w:val="left"/>
+            </w:pPr>
+            <w:r>
+              <w:rPr>
+                <w:rFonts w:ascii="Arial" w:hAnsi="Arial" w:eastAsia="맑은 고딕"/>
+                <w:b/>
+                <w:color w:val="FFFFFF"/>
+                <w:sz w:val="18"/>
+              </w:rPr>
+              <w:t xml:space="preserve">시스템 응답</w:t>
+            </w:r>
+          </w:p>
+        </w:tc>
+        <w:tc>
+          <w:tcPr>
+            <w:tcBorders>
+              <w:bottom w:val="single"/>
+            </w:tcBorders>
+            <w:vAlign w:val="bottom"/>
+            <w:tcBorders>
+              <w:top w:val="single" w:sz="6" w:space="0" w:color="2E75B6"/>
+              <w:bottom w:val="single" w:sz="6" w:space="0" w:color="2E75B6"/>
+              <w:left w:val="single" w:sz="4" w:space="0" w:color="BFBFBF"/>
+              <w:right w:val="single" w:sz="4" w:space="0" w:color="BFBFBF"/>
+            </w:tcBorders>
+            <w:shd w:fill="2E75B6" w:val="clear"/>
+            <w:tcMar>
+              <w:top w:w="50" w:type="dxa"/>
+              <w:bottom w:w="50" w:type="dxa"/>
+              <w:left w:w="100" w:type="dxa"/>
+              <w:right w:w="100" w:type="dxa"/>
+            </w:tcMar>
+          </w:tcPr>
+          <w:p>
+            <w:pPr>
+              <w:pStyle w:val="Compact"/>
+              <w:spacing w:before="20" w:after="20" w:line="280" w:lineRule="exact"/>
+              <w:jc w:val="left"/>
+            </w:pPr>
+            <w:r>
+              <w:rPr>
+                <w:rFonts w:ascii="Arial" w:hAnsi="Arial" w:eastAsia="맑은 고딕"/>
+                <w:b/>
+                <w:color w:val="FFFFFF"/>
+                <w:sz w:val="18"/>
+              </w:rPr>
+              <w:t xml:space="preserve">검증 포인트</w:t>
+            </w:r>
+          </w:p>
+        </w:tc>
+      </w:tr>
+      <w:tr>
+        <w:trPr/>
+        <w:tc>
+          <w:tcPr>
+            <w:tcBorders>
+              <w:top w:val="single" w:sz="4" w:space="0" w:color="BFBFBF"/>
+              <w:bottom w:val="single" w:sz="4" w:space="0" w:color="BFBFBF"/>
+              <w:left w:val="single" w:sz="4" w:space="0" w:color="BFBFBF"/>
+              <w:right w:val="single" w:sz="4" w:space="0" w:color="BFBFBF"/>
+            </w:tcBorders>
+            <w:tcMar>
+              <w:top w:w="50" w:type="dxa"/>
+              <w:bottom w:w="50" w:type="dxa"/>
+              <w:left w:w="100" w:type="dxa"/>
+              <w:right w:w="100" w:type="dxa"/>
+            </w:tcMar>
+          </w:tcPr>
+          <w:p>
+            <w:pPr>
+              <w:pStyle w:val="Compact"/>
+              <w:spacing w:before="20" w:after="20" w:line="280" w:lineRule="exact"/>
+              <w:jc w:val="left"/>
+            </w:pPr>
+            <w:r>
+              <w:rPr>
+                <w:rFonts w:ascii="Arial" w:hAnsi="Arial" w:eastAsia="맑은 고딕"/>
+                <w:color w:val="333333"/>
+                <w:sz w:val="18"/>
+              </w:rPr>
+              <w:t xml:space="preserve">1</w:t>
+            </w:r>
+          </w:p>
+        </w:tc>
+        <w:tc>
+          <w:tcPr>
+            <w:tcBorders>
+              <w:top w:val="single" w:sz="4" w:space="0" w:color="BFBFBF"/>
+              <w:bottom w:val="single" w:sz="4" w:space="0" w:color="BFBFBF"/>
+              <w:left w:val="single" w:sz="4" w:space="0" w:color="BFBFBF"/>
+              <w:right w:val="single" w:sz="4" w:space="0" w:color="BFBFBF"/>
+            </w:tcBorders>
+            <w:tcMar>
+              <w:top w:w="50" w:type="dxa"/>
+              <w:bottom w:w="50" w:type="dxa"/>
+              <w:left w:w="100" w:type="dxa"/>
+              <w:right w:w="100" w:type="dxa"/>
+            </w:tcMar>
+          </w:tcPr>
+          <w:p>
+            <w:pPr>
+              <w:pStyle w:val="Compact"/>
+              <w:spacing w:before="20" w:after="20" w:line="280" w:lineRule="exact"/>
+              <w:jc w:val="left"/>
+            </w:pPr>
+            <w:r>
+              <w:rPr>
+                <w:rFonts w:ascii="Arial" w:hAnsi="Arial" w:eastAsia="맑은 고딕"/>
+                <w:color w:val="333333"/>
+                <w:sz w:val="18"/>
+              </w:rPr>
+              <w:t xml:space="preserve">설정 페이지 진입</w:t>
+            </w:r>
+          </w:p>
+        </w:tc>
+        <w:tc>
+          <w:tcPr>
+            <w:tcBorders>
+              <w:top w:val="single" w:sz="4" w:space="0" w:color="BFBFBF"/>
+              <w:bottom w:val="single" w:sz="4" w:space="0" w:color="BFBFBF"/>
+              <w:left w:val="single" w:sz="4" w:space="0" w:color="BFBFBF"/>
+              <w:right w:val="single" w:sz="4" w:space="0" w:color="BFBFBF"/>
+            </w:tcBorders>
+            <w:tcMar>
+              <w:top w:w="50" w:type="dxa"/>
+              <w:bottom w:w="50" w:type="dxa"/>
+              <w:left w:w="100" w:type="dxa"/>
+              <w:right w:w="100" w:type="dxa"/>
+            </w:tcMar>
+          </w:tcPr>
+          <w:p>
+            <w:pPr>
+              <w:pStyle w:val="Compact"/>
+              <w:spacing w:before="20" w:after="20" w:line="280" w:lineRule="exact"/>
+              <w:jc w:val="left"/>
+            </w:pPr>
+            <w:r>
+              <w:rPr>
+                <w:rFonts w:ascii="Arial" w:hAnsi="Arial" w:eastAsia="맑은 고딕"/>
+                <w:color w:val="333333"/>
+                <w:sz w:val="18"/>
+              </w:rPr>
+              <w:t xml:space="preserve">현재 설정값 로드</w:t>
+            </w:r>
+          </w:p>
+        </w:tc>
+        <w:tc>
+          <w:tcPr>
+            <w:tcBorders>
+              <w:top w:val="single" w:sz="4" w:space="0" w:color="BFBFBF"/>
+              <w:bottom w:val="single" w:sz="4" w:space="0" w:color="BFBFBF"/>
+              <w:left w:val="single" w:sz="4" w:space="0" w:color="BFBFBF"/>
+              <w:right w:val="single" w:sz="4" w:space="0" w:color="BFBFBF"/>
+            </w:tcBorders>
+            <w:tcMar>
+              <w:top w:w="50" w:type="dxa"/>
+              <w:bottom w:w="50" w:type="dxa"/>
+              <w:left w:w="100" w:type="dxa"/>
+              <w:right w:w="100" w:type="dxa"/>
+            </w:tcMar>
+          </w:tcPr>
+          <w:p>
+            <w:pPr>
+              <w:pStyle w:val="Compact"/>
+              <w:spacing w:before="20" w:after="20" w:line="280" w:lineRule="exact"/>
+              <w:jc w:val="left"/>
+            </w:pPr>
+            <w:r>
+              <w:rPr>
+                <w:rFonts w:ascii="Arial" w:hAnsi="Arial" w:eastAsia="맑은 고딕"/>
+                <w:color w:val="333333"/>
+                <w:sz w:val="18"/>
+              </w:rPr>
+              <w:t xml:space="preserve">각 섹션별 현재 값</w:t>
+            </w:r>
+          </w:p>
+        </w:tc>
+      </w:tr>
+      <w:tr>
+        <w:trPr/>
+        <w:tc>
+          <w:tcPr>
+            <w:tcBorders>
+              <w:top w:val="single" w:sz="4" w:space="0" w:color="BFBFBF"/>
+              <w:bottom w:val="single" w:sz="4" w:space="0" w:color="BFBFBF"/>
+              <w:left w:val="single" w:sz="4" w:space="0" w:color="BFBFBF"/>
+              <w:right w:val="single" w:sz="4" w:space="0" w:color="BFBFBF"/>
+            </w:tcBorders>
+            <w:shd w:fill="F2F7FB" w:val="clear"/>
+            <w:tcMar>
+              <w:top w:w="50" w:type="dxa"/>
+              <w:bottom w:w="50" w:type="dxa"/>
+              <w:left w:w="100" w:type="dxa"/>
+              <w:right w:w="100" w:type="dxa"/>
+            </w:tcMar>
+          </w:tcPr>
+          <w:p>
+            <w:pPr>
+              <w:pStyle w:val="Compact"/>
+              <w:spacing w:before="20" w:after="20" w:line="280" w:lineRule="exact"/>
+              <w:jc w:val="left"/>
+            </w:pPr>
+            <w:r>
+              <w:rPr>
+                <w:rFonts w:ascii="Arial" w:hAnsi="Arial" w:eastAsia="맑은 고딕"/>
+                <w:color w:val="333333"/>
+                <w:sz w:val="18"/>
+              </w:rPr>
+              <w:t xml:space="preserve">2</w:t>
+            </w:r>
+          </w:p>
+        </w:tc>
+        <w:tc>
+          <w:tcPr>
+            <w:tcBorders>
+              <w:top w:val="single" w:sz="4" w:space="0" w:color="BFBFBF"/>
+              <w:bottom w:val="single" w:sz="4" w:space="0" w:color="BFBFBF"/>
+              <w:left w:val="single" w:sz="4" w:space="0" w:color="BFBFBF"/>
+              <w:right w:val="single" w:sz="4" w:space="0" w:color="BFBFBF"/>
+            </w:tcBorders>
+            <w:shd w:fill="F2F7FB" w:val="clear"/>
+            <w:tcMar>
+              <w:top w:w="50" w:type="dxa"/>
+              <w:bottom w:w="50" w:type="dxa"/>
+              <w:left w:w="100" w:type="dxa"/>
+              <w:right w:w="100" w:type="dxa"/>
+            </w:tcMar>
+          </w:tcPr>
+          <w:p>
+            <w:pPr>
+              <w:pStyle w:val="Compact"/>
+              <w:spacing w:before="20" w:after="20" w:line="280" w:lineRule="exact"/>
+              <w:jc w:val="left"/>
+            </w:pPr>
+            <w:r>
+              <w:rPr>
+                <w:rFonts w:ascii="Arial" w:hAnsi="Arial" w:eastAsia="맑은 고딕"/>
+                <w:color w:val="333333"/>
+                <w:sz w:val="18"/>
+              </w:rPr>
+              <w:t xml:space="preserve">설정값 변경</w:t>
+            </w:r>
+          </w:p>
+        </w:tc>
+        <w:tc>
+          <w:tcPr>
+            <w:tcBorders>
+              <w:top w:val="single" w:sz="4" w:space="0" w:color="BFBFBF"/>
+              <w:bottom w:val="single" w:sz="4" w:space="0" w:color="BFBFBF"/>
+              <w:left w:val="single" w:sz="4" w:space="0" w:color="BFBFBF"/>
+              <w:right w:val="single" w:sz="4" w:space="0" w:color="BFBFBF"/>
+            </w:tcBorders>
+            <w:shd w:fill="F2F7FB" w:val="clear"/>
+            <w:tcMar>
+              <w:top w:w="50" w:type="dxa"/>
+              <w:bottom w:w="50" w:type="dxa"/>
+              <w:left w:w="100" w:type="dxa"/>
+              <w:right w:w="100" w:type="dxa"/>
+            </w:tcMar>
+          </w:tcPr>
+          <w:p>
+            <w:pPr>
+              <w:pStyle w:val="Compact"/>
+              <w:spacing w:before="20" w:after="20" w:line="280" w:lineRule="exact"/>
+              <w:jc w:val="left"/>
+            </w:pPr>
+            <w:r>
+              <w:rPr>
+                <w:rFonts w:ascii="Arial" w:hAnsi="Arial" w:eastAsia="맑은 고딕"/>
+                <w:color w:val="333333"/>
+                <w:sz w:val="18"/>
+              </w:rPr>
+              <w:t xml:space="preserve">실시간 유효성 검증</w:t>
+            </w:r>
+          </w:p>
+        </w:tc>
+        <w:tc>
+          <w:tcPr>
+            <w:tcBorders>
+              <w:top w:val="single" w:sz="4" w:space="0" w:color="BFBFBF"/>
+              <w:bottom w:val="single" w:sz="4" w:space="0" w:color="BFBFBF"/>
+              <w:left w:val="single" w:sz="4" w:space="0" w:color="BFBFBF"/>
+              <w:right w:val="single" w:sz="4" w:space="0" w:color="BFBFBF"/>
+            </w:tcBorders>
+            <w:shd w:fill="F2F7FB" w:val="clear"/>
+            <w:tcMar>
+              <w:top w:w="50" w:type="dxa"/>
+              <w:bottom w:w="50" w:type="dxa"/>
+              <w:left w:w="100" w:type="dxa"/>
+              <w:right w:w="100" w:type="dxa"/>
+            </w:tcMar>
+          </w:tcPr>
+          <w:p>
+            <w:pPr>
+              <w:pStyle w:val="Compact"/>
+              <w:spacing w:before="20" w:after="20" w:line="280" w:lineRule="exact"/>
+              <w:jc w:val="left"/>
+            </w:pPr>
+            <w:r>
+              <w:rPr>
+                <w:rFonts w:ascii="Arial" w:hAnsi="Arial" w:eastAsia="맑은 고딕"/>
+                <w:color w:val="333333"/>
+                <w:sz w:val="18"/>
+              </w:rPr>
+              <w:t xml:space="preserve">범위/형식 체크</w:t>
+            </w:r>
+          </w:p>
+        </w:tc>
+      </w:tr>
+      <w:tr>
+        <w:trPr/>
+        <w:tc>
+          <w:tcPr>
+            <w:tcBorders>
+              <w:top w:val="single" w:sz="4" w:space="0" w:color="BFBFBF"/>
+              <w:bottom w:val="single" w:sz="4" w:space="0" w:color="BFBFBF"/>
+              <w:left w:val="single" w:sz="4" w:space="0" w:color="BFBFBF"/>
+              <w:right w:val="single" w:sz="4" w:space="0" w:color="BFBFBF"/>
+            </w:tcBorders>
+            <w:tcMar>
+              <w:top w:w="50" w:type="dxa"/>
+              <w:bottom w:w="50" w:type="dxa"/>
+              <w:left w:w="100" w:type="dxa"/>
+              <w:right w:w="100" w:type="dxa"/>
+            </w:tcMar>
+          </w:tcPr>
+          <w:p>
+            <w:pPr>
+              <w:pStyle w:val="Compact"/>
+              <w:spacing w:before="20" w:after="20" w:line="280" w:lineRule="exact"/>
+              <w:jc w:val="left"/>
+            </w:pPr>
+            <w:r>
+              <w:rPr>
+                <w:rFonts w:ascii="Arial" w:hAnsi="Arial" w:eastAsia="맑은 고딕"/>
+                <w:color w:val="333333"/>
+                <w:sz w:val="18"/>
+              </w:rPr>
+              <w:t xml:space="preserve">3</w:t>
+            </w:r>
+          </w:p>
+        </w:tc>
+        <w:tc>
+          <w:tcPr>
+            <w:tcBorders>
+              <w:top w:val="single" w:sz="4" w:space="0" w:color="BFBFBF"/>
+              <w:bottom w:val="single" w:sz="4" w:space="0" w:color="BFBFBF"/>
+              <w:left w:val="single" w:sz="4" w:space="0" w:color="BFBFBF"/>
+              <w:right w:val="single" w:sz="4" w:space="0" w:color="BFBFBF"/>
+            </w:tcBorders>
+            <w:tcMar>
+              <w:top w:w="50" w:type="dxa"/>
+              <w:bottom w:w="50" w:type="dxa"/>
+              <w:left w:w="100" w:type="dxa"/>
+              <w:right w:w="100" w:type="dxa"/>
+            </w:tcMar>
+          </w:tcPr>
+          <w:p>
+            <w:pPr>
+              <w:pStyle w:val="Compact"/>
+              <w:spacing w:before="20" w:after="20" w:line="280" w:lineRule="exact"/>
+              <w:jc w:val="left"/>
+            </w:pPr>
+            <w:r>
+              <w:rPr>
+                <w:rFonts w:ascii="Arial" w:hAnsi="Arial" w:eastAsia="맑은 고딕"/>
+                <w:color w:val="333333"/>
+                <w:sz w:val="18"/>
+              </w:rPr>
+              <w:t xml:space="preserve">[저장] 클릭</w:t>
+            </w:r>
+          </w:p>
+        </w:tc>
+        <w:tc>
+          <w:tcPr>
+            <w:tcBorders>
+              <w:top w:val="single" w:sz="4" w:space="0" w:color="BFBFBF"/>
+              <w:bottom w:val="single" w:sz="4" w:space="0" w:color="BFBFBF"/>
+              <w:left w:val="single" w:sz="4" w:space="0" w:color="BFBFBF"/>
+              <w:right w:val="single" w:sz="4" w:space="0" w:color="BFBFBF"/>
+            </w:tcBorders>
+            <w:tcMar>
+              <w:top w:w="50" w:type="dxa"/>
+              <w:bottom w:w="50" w:type="dxa"/>
+              <w:left w:w="100" w:type="dxa"/>
+              <w:right w:w="100" w:type="dxa"/>
+            </w:tcMar>
+          </w:tcPr>
+          <w:p>
+            <w:pPr>
+              <w:pStyle w:val="Compact"/>
+              <w:spacing w:before="20" w:after="20" w:line="280" w:lineRule="exact"/>
+              <w:jc w:val="left"/>
+            </w:pPr>
+            <w:r>
+              <w:rPr>
+                <w:rStyle w:val="VerbatimChar"/>
+                <w:rFonts w:ascii="Arial" w:hAnsi="Arial" w:eastAsia="맑은 고딕"/>
+                <w:color w:val="333333"/>
+                <w:sz w:val="18"/>
+              </w:rPr>
+              <w:t xml:space="preserve">PUT /api/settings</w:t>
+            </w:r>
+            <w:r>
+              <w:rPr>
+                <w:rFonts w:ascii="Arial" w:hAnsi="Arial" w:eastAsia="맑은 고딕"/>
+                <w:color w:val="333333"/>
+                <w:sz w:val="18"/>
+              </w:rPr>
+              <w:t xml:space="preserve"> </w:t>
+            </w:r>
+            <w:r>
+              <w:rPr>
+                <w:rFonts w:ascii="Arial" w:hAnsi="Arial" w:eastAsia="맑은 고딕"/>
+                <w:color w:val="333333"/>
+                <w:sz w:val="18"/>
+              </w:rPr>
+              <w:t xml:space="preserve">→ 성공 Toast</w:t>
+            </w:r>
+          </w:p>
+        </w:tc>
+        <w:tc>
+          <w:tcPr>
+            <w:tcBorders>
+              <w:top w:val="single" w:sz="4" w:space="0" w:color="BFBFBF"/>
+              <w:bottom w:val="single" w:sz="4" w:space="0" w:color="BFBFBF"/>
+              <w:left w:val="single" w:sz="4" w:space="0" w:color="BFBFBF"/>
+              <w:right w:val="single" w:sz="4" w:space="0" w:color="BFBFBF"/>
+            </w:tcBorders>
+            <w:tcMar>
+              <w:top w:w="50" w:type="dxa"/>
+              <w:bottom w:w="50" w:type="dxa"/>
+              <w:left w:w="100" w:type="dxa"/>
+              <w:right w:w="100" w:type="dxa"/>
+            </w:tcMar>
+          </w:tcPr>
+          <w:p>
+            <w:pPr>
+              <w:pStyle w:val="Compact"/>
+              <w:spacing w:before="20" w:after="20" w:line="280" w:lineRule="exact"/>
+              <w:jc w:val="left"/>
+            </w:pPr>
+            <w:r>
+              <w:rPr>
+                <w:rFonts w:ascii="Arial" w:hAnsi="Arial" w:eastAsia="맑은 고딕"/>
+                <w:color w:val="333333"/>
+                <w:sz w:val="18"/>
+              </w:rPr>
+              <w:t xml:space="preserve">감사 로그 기록</w:t>
+            </w:r>
+          </w:p>
+        </w:tc>
+      </w:tr>
+      <w:tr>
+        <w:trPr/>
+        <w:tc>
+          <w:tcPr>
+            <w:tcBorders>
+              <w:top w:val="single" w:sz="4" w:space="0" w:color="BFBFBF"/>
+              <w:bottom w:val="single" w:sz="4" w:space="0" w:color="BFBFBF"/>
+              <w:left w:val="single" w:sz="4" w:space="0" w:color="BFBFBF"/>
+              <w:right w:val="single" w:sz="4" w:space="0" w:color="BFBFBF"/>
+            </w:tcBorders>
+            <w:shd w:fill="F2F7FB" w:val="clear"/>
+            <w:tcMar>
+              <w:top w:w="50" w:type="dxa"/>
+              <w:bottom w:w="50" w:type="dxa"/>
+              <w:left w:w="100" w:type="dxa"/>
+              <w:right w:w="100" w:type="dxa"/>
+            </w:tcMar>
+          </w:tcPr>
+          <w:p>
+            <w:pPr>
+              <w:pStyle w:val="Compact"/>
+              <w:spacing w:before="20" w:after="20" w:line="280" w:lineRule="exact"/>
+              <w:jc w:val="left"/>
+            </w:pPr>
+            <w:r>
+              <w:rPr>
+                <w:rFonts w:ascii="Arial" w:hAnsi="Arial" w:eastAsia="맑은 고딕"/>
+                <w:color w:val="333333"/>
+                <w:sz w:val="18"/>
+              </w:rPr>
+              <w:t xml:space="preserve">4</w:t>
+            </w:r>
+          </w:p>
+        </w:tc>
+        <w:tc>
+          <w:tcPr>
+            <w:tcBorders>
+              <w:top w:val="single" w:sz="4" w:space="0" w:color="BFBFBF"/>
+              <w:bottom w:val="single" w:sz="4" w:space="0" w:color="BFBFBF"/>
+              <w:left w:val="single" w:sz="4" w:space="0" w:color="BFBFBF"/>
+              <w:right w:val="single" w:sz="4" w:space="0" w:color="BFBFBF"/>
+            </w:tcBorders>
+            <w:shd w:fill="F2F7FB" w:val="clear"/>
+            <w:tcMar>
+              <w:top w:w="50" w:type="dxa"/>
+              <w:bottom w:w="50" w:type="dxa"/>
+              <w:left w:w="100" w:type="dxa"/>
+              <w:right w:w="100" w:type="dxa"/>
+            </w:tcMar>
+          </w:tcPr>
+          <w:p>
+            <w:pPr>
+              <w:pStyle w:val="Compact"/>
+              <w:spacing w:before="20" w:after="20" w:line="280" w:lineRule="exact"/>
+              <w:jc w:val="left"/>
+            </w:pPr>
+            <w:r>
+              <w:rPr>
+                <w:rFonts w:ascii="Arial" w:hAnsi="Arial" w:eastAsia="맑은 고딕"/>
+                <w:color w:val="333333"/>
+                <w:sz w:val="18"/>
+              </w:rPr>
+              <w:t xml:space="preserve">변경 사항 즉시 적용</w:t>
+            </w:r>
+          </w:p>
+        </w:tc>
+        <w:tc>
+          <w:tcPr>
+            <w:tcBorders>
+              <w:top w:val="single" w:sz="4" w:space="0" w:color="BFBFBF"/>
+              <w:bottom w:val="single" w:sz="4" w:space="0" w:color="BFBFBF"/>
+              <w:left w:val="single" w:sz="4" w:space="0" w:color="BFBFBF"/>
+              <w:right w:val="single" w:sz="4" w:space="0" w:color="BFBFBF"/>
+            </w:tcBorders>
+            <w:shd w:fill="F2F7FB" w:val="clear"/>
+            <w:tcMar>
+              <w:top w:w="50" w:type="dxa"/>
+              <w:bottom w:w="50" w:type="dxa"/>
+              <w:left w:w="100" w:type="dxa"/>
+              <w:right w:w="100" w:type="dxa"/>
+            </w:tcMar>
+          </w:tcPr>
+          <w:p>
+            <w:pPr>
+              <w:pStyle w:val="Compact"/>
+              <w:spacing w:before="20" w:after="20" w:line="280" w:lineRule="exact"/>
+              <w:jc w:val="left"/>
+            </w:pPr>
+            <w:r>
+              <w:rPr>
+                <w:rFonts w:ascii="Arial" w:hAnsi="Arial" w:eastAsia="맑은 고딕"/>
+                <w:color w:val="333333"/>
+                <w:sz w:val="18"/>
+              </w:rPr>
+              <w:t xml:space="preserve">시스템 전역에 반영</w:t>
+            </w:r>
+          </w:p>
+        </w:tc>
+        <w:tc>
+          <w:tcPr>
+            <w:tcBorders>
+              <w:top w:val="single" w:sz="4" w:space="0" w:color="BFBFBF"/>
+              <w:bottom w:val="single" w:sz="4" w:space="0" w:color="BFBFBF"/>
+              <w:left w:val="single" w:sz="4" w:space="0" w:color="BFBFBF"/>
+              <w:right w:val="single" w:sz="4" w:space="0" w:color="BFBFBF"/>
+            </w:tcBorders>
+            <w:shd w:fill="F2F7FB" w:val="clear"/>
+            <w:tcMar>
+              <w:top w:w="50" w:type="dxa"/>
+              <w:bottom w:w="50" w:type="dxa"/>
+              <w:left w:w="100" w:type="dxa"/>
+              <w:right w:w="100" w:type="dxa"/>
+            </w:tcMar>
+          </w:tcPr>
+          <w:p>
+            <w:pPr>
+              <w:pStyle w:val="Compact"/>
+              <w:spacing w:before="20" w:after="20" w:line="280" w:lineRule="exact"/>
+              <w:jc w:val="left"/>
+            </w:pPr>
+            <w:r>
+              <w:rPr>
+                <w:rFonts w:ascii="Arial" w:hAnsi="Arial" w:eastAsia="맑은 고딕"/>
+                <w:color w:val="333333"/>
+                <w:sz w:val="18"/>
+              </w:rPr>
+              <w:t xml:space="preserve">캐시 무효화 확인</w:t>
+            </w:r>
+          </w:p>
+        </w:tc>
+      </w:tr>
+    </w:tbl>
     <w:sectPr/>
   </w:body>
 </w:document>
